--- a/RFI-Docs/Military.com 7-11-24--MDMA Treatment for Post-Traumatic Stress Gets Backing from Lawmakers, Advocates as FDA Raises Questions.docx
+++ b/RFI-Docs/Military.com 7-11-24--MDMA Treatment for Post-Traumatic Stress Gets Backing from Lawmakers, Advocates as FDA Raises Questions.docx
@@ -4,8 +4,123 @@
   <w:body>
     <w:p>
       <w:pPr>
+        <w:jc w:val="left"/>
+      </w:pPr>
+      <w:r>
+        <w:rPr>
+          <w:color w:val="646464"/>
+          <w:sz w:val="18"/>
+        </w:rPr>
+        <w:t>Document: Military.com 7-11-24--MDMA Treatment for Post-Traumatic Stress Gets Backing from Lawmakers, Advocates as FDA Raises Questions.docx</w:t>
+      </w:r>
+    </w:p>
+    <w:p>
+      <w:pPr>
+        <w:jc w:val="left"/>
+      </w:pPr>
+      <w:r>
+        <w:rPr>
+          <w:color w:val="646464"/>
+          <w:sz w:val="18"/>
+        </w:rPr>
+        <w:t>Title: Military.com 7-11-24--MDMA Treatment for Post-Traumatic Stress Gets Backing from Lawmakers, Advocates as FDA Raises Questions</w:t>
+      </w:r>
+    </w:p>
+    <w:p>
+      <w:pPr>
+        <w:jc w:val="left"/>
+      </w:pPr>
+      <w:r>
+        <w:rPr>
+          <w:color w:val="646464"/>
+          <w:sz w:val="18"/>
+        </w:rPr>
+        <w:t>Topic: Psychedelics | Type: News Articles</w:t>
+      </w:r>
+    </w:p>
+    <w:p>
+      <w:pPr>
+        <w:jc w:val="left"/>
+      </w:pPr>
+      <w:r>
+        <w:rPr>
+          <w:color w:val="646464"/>
+          <w:sz w:val="18"/>
+        </w:rPr>
+        <w:t>Created: 2024-07-12 | By: Richman, Michael (VACO)</w:t>
+      </w:r>
+    </w:p>
+    <w:p>
+      <w:pPr>
+        <w:jc w:val="left"/>
+      </w:pPr>
+      <w:r>
+        <w:rPr>
+          <w:color w:val="646464"/>
+          <w:sz w:val="18"/>
+        </w:rPr>
+        <w:t>Modified: 2024-07-12 | By: Richman, Michael (VACO)</w:t>
+      </w:r>
+    </w:p>
+    <w:p>
+      <w:pPr>
+        <w:jc w:val="left"/>
+      </w:pPr>
+      <w:r>
+        <w:rPr>
+          <w:color w:val="C8C8C8"/>
+          <w:sz w:val="16"/>
+        </w:rPr>
+        <w:t>────────────────────────────────────────────────────────────────────────────────</w:t>
+      </w:r>
+    </w:p>
+    <w:p>
+      <w:pPr>
+        <w:jc w:val="left"/>
+      </w:pPr>
+      <w:r/>
+    </w:p>
+    <w:p>
+      <w:pPr>
+        <w:jc w:val="left"/>
+      </w:pPr>
+      <w:r>
+        <w:rPr>
+          <w:color w:val="646464"/>
+          <w:sz w:val="18"/>
+        </w:rPr>
+        <w:t>Topic: Psychedelics | Type: News Articles</w:t>
+      </w:r>
+    </w:p>
+    <w:p>
+      <w:pPr>
+        <w:jc w:val="left"/>
+      </w:pPr>
+      <w:r>
+        <w:rPr>
+          <w:color w:val="646464"/>
+          <w:sz w:val="18"/>
+        </w:rPr>
+        <w:t>Created: 2024-07-12 | By: Richman, Michael (VACO)</w:t>
+      </w:r>
+    </w:p>
+    <w:p>
+      <w:pPr>
+        <w:jc w:val="left"/>
+      </w:pPr>
+      <w:r>
+        <w:rPr>
+          <w:color w:val="646464"/>
+          <w:sz w:val="18"/>
+        </w:rPr>
+        <w:t>Modified: 2024-07-12 | By: Richman, Michael (VACO)</w:t>
+      </w:r>
+    </w:p>
+    <w:p>
+      <w:pPr>
         <w:shd w:val="clear" w:color="auto" w:fill="FFFFFF"/>
         <w:spacing w:after="120" w:line="300" w:lineRule="atLeast"/>
+        <w:jc w:val="left"/>
         <w:outlineLvl w:val="0"/>
         <w:rPr>
           <w:rFonts w:ascii="inherit" w:eastAsia="Times New Roman" w:hAnsi="inherit" w:cs="Times New Roman"/>
@@ -20,16 +135,10 @@
       </w:pPr>
       <w:r>
         <w:rPr>
-          <w:rFonts w:ascii="inherit" w:eastAsia="Times New Roman" w:hAnsi="inherit" w:cs="Times New Roman"/>
-          <w:b/>
-          <w:bCs/>
-          <w:color w:val="292B2C"/>
-          <w:kern w:val="36"/>
-          <w:sz w:val="54"/>
-          <w:szCs w:val="54"/>
-          <w14:ligatures w14:val="none"/>
-        </w:rPr>
-        <w:t>MDMA Treatment for Post-Traumatic Stress Gets Backing from Lawmakers, Advocates as FDA Raises Questions</w:t>
+          <w:color w:val="C8C8C8"/>
+          <w:sz w:val="16"/>
+        </w:rPr>
+        <w:t>────────────────────────────────────────────────────────────────────────────────</w:t>
       </w:r>
     </w:p>
     <w:p>
@@ -45,566 +154,7 @@
           <w14:ligatures w14:val="none"/>
         </w:rPr>
       </w:pPr>
-      <w:r>
-        <w:rPr>
-          <w:rFonts w:ascii="Roboto" w:eastAsia="Times New Roman" w:hAnsi="Roboto" w:cs="Times New Roman"/>
-          <w:noProof/>
-          <w:color w:val="00529B"/>
-          <w:kern w:val="0"/>
-          <w:sz w:val="27"/>
-          <w:szCs w:val="27"/>
-          <w14:ligatures w14:val="none"/>
-        </w:rPr>
-        <mc:AlternateContent>
-          <mc:Choice Requires="wps">
-            <w:drawing>
-              <wp:inline distT="0" distB="0" distL="0" distR="0" wp14:anchorId="376FAA1F" wp14:editId="05F55792">
-                <wp:extent cx="259080" cy="259080"/>
-                <wp:effectExtent l="0" t="0" r="0" b="0"/>
-                <wp:docPr id="8" name="Rectangle 8" descr="Facebook">
-                  <a:hlinkClick xmlns:a="http://schemas.openxmlformats.org/drawingml/2006/main" r:id="rId4" tgtFrame="&quot;_blank&quot;"/>
-                </wp:docPr>
-                <wp:cNvGraphicFramePr>
-                  <a:graphicFrameLocks xmlns:a="http://schemas.openxmlformats.org/drawingml/2006/main" noChangeAspect="1"/>
-                </wp:cNvGraphicFramePr>
-                <a:graphic xmlns:a="http://schemas.openxmlformats.org/drawingml/2006/main">
-                  <a:graphicData uri="http://schemas.microsoft.com/office/word/2010/wordprocessingShape">
-                    <wps:wsp>
-                      <wps:cNvSpPr>
-                        <a:spLocks noChangeAspect="1" noChangeArrowheads="1"/>
-                      </wps:cNvSpPr>
-                      <wps:spPr bwMode="auto">
-                        <a:xfrm>
-                          <a:off x="0" y="0"/>
-                          <a:ext cx="259080" cy="259080"/>
-                        </a:xfrm>
-                        <a:prstGeom prst="rect">
-                          <a:avLst/>
-                        </a:prstGeom>
-                        <a:noFill/>
-                        <a:ln>
-                          <a:noFill/>
-                        </a:ln>
-                        <a:extLst>
-                          <a:ext uri="{909E8E84-426E-40DD-AFC4-6F175D3DCCD1}">
-                            <a14:hiddenFill xmlns:a14="http://schemas.microsoft.com/office/drawing/2010/main">
-                              <a:solidFill>
-                                <a:srgbClr val="FFFFFF"/>
-                              </a:solidFill>
-                            </a14:hiddenFill>
-                          </a:ext>
-                          <a:ext uri="{91240B29-F687-4F45-9708-019B960494DF}">
-                            <a14:hiddenLine xmlns:a14="http://schemas.microsoft.com/office/drawing/2010/main" w="9525">
-                              <a:solidFill>
-                                <a:srgbClr val="000000"/>
-                              </a:solidFill>
-                              <a:miter lim="800000"/>
-                              <a:headEnd/>
-                              <a:tailEnd/>
-                            </a14:hiddenLine>
-                          </a:ext>
-                        </a:extLst>
-                      </wps:spPr>
-                      <wps:bodyPr rot="0" vert="horz" wrap="square" lIns="91440" tIns="45720" rIns="91440" bIns="45720" anchor="t" anchorCtr="0" upright="1">
-                        <a:noAutofit/>
-                      </wps:bodyPr>
-                    </wps:wsp>
-                  </a:graphicData>
-                </a:graphic>
-              </wp:inline>
-            </w:drawing>
-          </mc:Choice>
-          <mc:Fallback>
-            <w:pict>
-              <v:rect w14:anchorId="4EB34A78" id="Rectangle 8" o:spid="_x0000_s1026" alt="Facebook" href="https://www.military.com/#facebook" target="&quot;_blank&quot;" style="width:20.4pt;height:20.4pt;visibility:visible;mso-wrap-style:square;mso-left-percent:-10001;mso-top-percent:-10001;mso-position-horizontal:absolute;mso-position-horizontal-relative:char;mso-position-vertical:absolute;mso-position-vertical-relative:line;mso-left-percent:-10001;mso-top-percent:-10001;v-text-anchor:top" o:gfxdata="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" o:button="t" filled="f" stroked="f">
-                <v:fill o:detectmouseclick="t"/>
-                <o:lock v:ext="edit" aspectratio="t"/>
-                <w10:anchorlock/>
-              </v:rect>
-            </w:pict>
-          </mc:Fallback>
-        </mc:AlternateContent>
-      </w:r>
-      <w:r>
-        <w:rPr>
-          <w:rFonts w:ascii="Roboto" w:eastAsia="Times New Roman" w:hAnsi="Roboto" w:cs="Times New Roman"/>
-          <w:noProof/>
-          <w:color w:val="00529B"/>
-          <w:kern w:val="0"/>
-          <w:sz w:val="27"/>
-          <w:szCs w:val="27"/>
-          <w14:ligatures w14:val="none"/>
-        </w:rPr>
-        <mc:AlternateContent>
-          <mc:Choice Requires="wps">
-            <w:drawing>
-              <wp:inline distT="0" distB="0" distL="0" distR="0" wp14:anchorId="51DE2839" wp14:editId="17571543">
-                <wp:extent cx="259080" cy="259080"/>
-                <wp:effectExtent l="0" t="0" r="0" b="0"/>
-                <wp:docPr id="7" name="Rectangle 7" descr="X">
-                  <a:hlinkClick xmlns:a="http://schemas.openxmlformats.org/drawingml/2006/main" r:id="rId5" tgtFrame="&quot;_blank&quot;"/>
-                </wp:docPr>
-                <wp:cNvGraphicFramePr>
-                  <a:graphicFrameLocks xmlns:a="http://schemas.openxmlformats.org/drawingml/2006/main" noChangeAspect="1"/>
-                </wp:cNvGraphicFramePr>
-                <a:graphic xmlns:a="http://schemas.openxmlformats.org/drawingml/2006/main">
-                  <a:graphicData uri="http://schemas.microsoft.com/office/word/2010/wordprocessingShape">
-                    <wps:wsp>
-                      <wps:cNvSpPr>
-                        <a:spLocks noChangeAspect="1" noChangeArrowheads="1"/>
-                      </wps:cNvSpPr>
-                      <wps:spPr bwMode="auto">
-                        <a:xfrm>
-                          <a:off x="0" y="0"/>
-                          <a:ext cx="259080" cy="259080"/>
-                        </a:xfrm>
-                        <a:prstGeom prst="rect">
-                          <a:avLst/>
-                        </a:prstGeom>
-                        <a:noFill/>
-                        <a:ln>
-                          <a:noFill/>
-                        </a:ln>
-                        <a:extLst>
-                          <a:ext uri="{909E8E84-426E-40DD-AFC4-6F175D3DCCD1}">
-                            <a14:hiddenFill xmlns:a14="http://schemas.microsoft.com/office/drawing/2010/main">
-                              <a:solidFill>
-                                <a:srgbClr val="FFFFFF"/>
-                              </a:solidFill>
-                            </a14:hiddenFill>
-                          </a:ext>
-                          <a:ext uri="{91240B29-F687-4F45-9708-019B960494DF}">
-                            <a14:hiddenLine xmlns:a14="http://schemas.microsoft.com/office/drawing/2010/main" w="9525">
-                              <a:solidFill>
-                                <a:srgbClr val="000000"/>
-                              </a:solidFill>
-                              <a:miter lim="800000"/>
-                              <a:headEnd/>
-                              <a:tailEnd/>
-                            </a14:hiddenLine>
-                          </a:ext>
-                        </a:extLst>
-                      </wps:spPr>
-                      <wps:bodyPr rot="0" vert="horz" wrap="square" lIns="91440" tIns="45720" rIns="91440" bIns="45720" anchor="t" anchorCtr="0" upright="1">
-                        <a:noAutofit/>
-                      </wps:bodyPr>
-                    </wps:wsp>
-                  </a:graphicData>
-                </a:graphic>
-              </wp:inline>
-            </w:drawing>
-          </mc:Choice>
-          <mc:Fallback>
-            <w:pict>
-              <v:rect w14:anchorId="76C086F9" id="Rectangle 7" o:spid="_x0000_s1026" alt="X" href="https://www.military.com/#x" target="&quot;_blank&quot;" style="width:20.4pt;height:20.4pt;visibility:visible;mso-wrap-style:square;mso-left-percent:-10001;mso-top-percent:-10001;mso-position-horizontal:absolute;mso-position-horizontal-relative:char;mso-position-vertical:absolute;mso-position-vertical-relative:line;mso-left-percent:-10001;mso-top-percent:-10001;v-text-anchor:top" o:gfxdata="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" o:button="t" filled="f" stroked="f">
-                <v:fill o:detectmouseclick="t"/>
-                <o:lock v:ext="edit" aspectratio="t"/>
-                <w10:anchorlock/>
-              </v:rect>
-            </w:pict>
-          </mc:Fallback>
-        </mc:AlternateContent>
-      </w:r>
-      <w:r>
-        <w:rPr>
-          <w:rFonts w:ascii="Roboto" w:eastAsia="Times New Roman" w:hAnsi="Roboto" w:cs="Times New Roman"/>
-          <w:noProof/>
-          <w:color w:val="00529B"/>
-          <w:kern w:val="0"/>
-          <w:sz w:val="27"/>
-          <w:szCs w:val="27"/>
-          <w14:ligatures w14:val="none"/>
-        </w:rPr>
-        <mc:AlternateContent>
-          <mc:Choice Requires="wps">
-            <w:drawing>
-              <wp:inline distT="0" distB="0" distL="0" distR="0" wp14:anchorId="52B9FF0D" wp14:editId="11EF4979">
-                <wp:extent cx="259080" cy="259080"/>
-                <wp:effectExtent l="0" t="0" r="0" b="0"/>
-                <wp:docPr id="6" name="Rectangle 6" descr="Pinterest">
-                  <a:hlinkClick xmlns:a="http://schemas.openxmlformats.org/drawingml/2006/main" r:id="rId6" tgtFrame="&quot;_blank&quot;"/>
-                </wp:docPr>
-                <wp:cNvGraphicFramePr>
-                  <a:graphicFrameLocks xmlns:a="http://schemas.openxmlformats.org/drawingml/2006/main" noChangeAspect="1"/>
-                </wp:cNvGraphicFramePr>
-                <a:graphic xmlns:a="http://schemas.openxmlformats.org/drawingml/2006/main">
-                  <a:graphicData uri="http://schemas.microsoft.com/office/word/2010/wordprocessingShape">
-                    <wps:wsp>
-                      <wps:cNvSpPr>
-                        <a:spLocks noChangeAspect="1" noChangeArrowheads="1"/>
-                      </wps:cNvSpPr>
-                      <wps:spPr bwMode="auto">
-                        <a:xfrm>
-                          <a:off x="0" y="0"/>
-                          <a:ext cx="259080" cy="259080"/>
-                        </a:xfrm>
-                        <a:prstGeom prst="rect">
-                          <a:avLst/>
-                        </a:prstGeom>
-                        <a:noFill/>
-                        <a:ln>
-                          <a:noFill/>
-                        </a:ln>
-                        <a:extLst>
-                          <a:ext uri="{909E8E84-426E-40DD-AFC4-6F175D3DCCD1}">
-                            <a14:hiddenFill xmlns:a14="http://schemas.microsoft.com/office/drawing/2010/main">
-                              <a:solidFill>
-                                <a:srgbClr val="FFFFFF"/>
-                              </a:solidFill>
-                            </a14:hiddenFill>
-                          </a:ext>
-                          <a:ext uri="{91240B29-F687-4F45-9708-019B960494DF}">
-                            <a14:hiddenLine xmlns:a14="http://schemas.microsoft.com/office/drawing/2010/main" w="9525">
-                              <a:solidFill>
-                                <a:srgbClr val="000000"/>
-                              </a:solidFill>
-                              <a:miter lim="800000"/>
-                              <a:headEnd/>
-                              <a:tailEnd/>
-                            </a14:hiddenLine>
-                          </a:ext>
-                        </a:extLst>
-                      </wps:spPr>
-                      <wps:bodyPr rot="0" vert="horz" wrap="square" lIns="91440" tIns="45720" rIns="91440" bIns="45720" anchor="t" anchorCtr="0" upright="1">
-                        <a:noAutofit/>
-                      </wps:bodyPr>
-                    </wps:wsp>
-                  </a:graphicData>
-                </a:graphic>
-              </wp:inline>
-            </w:drawing>
-          </mc:Choice>
-          <mc:Fallback>
-            <w:pict>
-              <v:rect w14:anchorId="0A51EB57" id="Rectangle 6" o:spid="_x0000_s1026" alt="Pinterest" href="https://www.military.com/#pinterest" target="&quot;_blank&quot;" style="width:20.4pt;height:20.4pt;visibility:visible;mso-wrap-style:square;mso-left-percent:-10001;mso-top-percent:-10001;mso-position-horizontal:absolute;mso-position-horizontal-relative:char;mso-position-vertical:absolute;mso-position-vertical-relative:line;mso-left-percent:-10001;mso-top-percent:-10001;v-text-anchor:top" o:gfxdata="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" o:button="t" filled="f" stroked="f">
-                <v:fill o:detectmouseclick="t"/>
-                <o:lock v:ext="edit" aspectratio="t"/>
-                <w10:anchorlock/>
-              </v:rect>
-            </w:pict>
-          </mc:Fallback>
-        </mc:AlternateContent>
-      </w:r>
-      <w:r>
-        <w:rPr>
-          <w:rFonts w:ascii="Roboto" w:eastAsia="Times New Roman" w:hAnsi="Roboto" w:cs="Times New Roman"/>
-          <w:noProof/>
-          <w:color w:val="00529B"/>
-          <w:kern w:val="0"/>
-          <w:sz w:val="27"/>
-          <w:szCs w:val="27"/>
-          <w14:ligatures w14:val="none"/>
-        </w:rPr>
-        <mc:AlternateContent>
-          <mc:Choice Requires="wps">
-            <w:drawing>
-              <wp:inline distT="0" distB="0" distL="0" distR="0" wp14:anchorId="447A8896" wp14:editId="3BFF0221">
-                <wp:extent cx="259080" cy="259080"/>
-                <wp:effectExtent l="0" t="0" r="0" b="0"/>
-                <wp:docPr id="5" name="Rectangle 5" descr="Email">
-                  <a:hlinkClick xmlns:a="http://schemas.openxmlformats.org/drawingml/2006/main" r:id="rId7" tgtFrame="&quot;_blank&quot;"/>
-                </wp:docPr>
-                <wp:cNvGraphicFramePr>
-                  <a:graphicFrameLocks xmlns:a="http://schemas.openxmlformats.org/drawingml/2006/main" noChangeAspect="1"/>
-                </wp:cNvGraphicFramePr>
-                <a:graphic xmlns:a="http://schemas.openxmlformats.org/drawingml/2006/main">
-                  <a:graphicData uri="http://schemas.microsoft.com/office/word/2010/wordprocessingShape">
-                    <wps:wsp>
-                      <wps:cNvSpPr>
-                        <a:spLocks noChangeAspect="1" noChangeArrowheads="1"/>
-                      </wps:cNvSpPr>
-                      <wps:spPr bwMode="auto">
-                        <a:xfrm>
-                          <a:off x="0" y="0"/>
-                          <a:ext cx="259080" cy="259080"/>
-                        </a:xfrm>
-                        <a:prstGeom prst="rect">
-                          <a:avLst/>
-                        </a:prstGeom>
-                        <a:noFill/>
-                        <a:ln>
-                          <a:noFill/>
-                        </a:ln>
-                        <a:extLst>
-                          <a:ext uri="{909E8E84-426E-40DD-AFC4-6F175D3DCCD1}">
-                            <a14:hiddenFill xmlns:a14="http://schemas.microsoft.com/office/drawing/2010/main">
-                              <a:solidFill>
-                                <a:srgbClr val="FFFFFF"/>
-                              </a:solidFill>
-                            </a14:hiddenFill>
-                          </a:ext>
-                          <a:ext uri="{91240B29-F687-4F45-9708-019B960494DF}">
-                            <a14:hiddenLine xmlns:a14="http://schemas.microsoft.com/office/drawing/2010/main" w="9525">
-                              <a:solidFill>
-                                <a:srgbClr val="000000"/>
-                              </a:solidFill>
-                              <a:miter lim="800000"/>
-                              <a:headEnd/>
-                              <a:tailEnd/>
-                            </a14:hiddenLine>
-                          </a:ext>
-                        </a:extLst>
-                      </wps:spPr>
-                      <wps:bodyPr rot="0" vert="horz" wrap="square" lIns="91440" tIns="45720" rIns="91440" bIns="45720" anchor="t" anchorCtr="0" upright="1">
-                        <a:noAutofit/>
-                      </wps:bodyPr>
-                    </wps:wsp>
-                  </a:graphicData>
-                </a:graphic>
-              </wp:inline>
-            </w:drawing>
-          </mc:Choice>
-          <mc:Fallback>
-            <w:pict>
-              <v:rect w14:anchorId="1A92173B" id="Rectangle 5" o:spid="_x0000_s1026" alt="Email" href="https://www.military.com/#email" target="&quot;_blank&quot;" style="width:20.4pt;height:20.4pt;visibility:visible;mso-wrap-style:square;mso-left-percent:-10001;mso-top-percent:-10001;mso-position-horizontal:absolute;mso-position-horizontal-relative:char;mso-position-vertical:absolute;mso-position-vertical-relative:line;mso-left-percent:-10001;mso-top-percent:-10001;v-text-anchor:top" o:gfxdata="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" o:button="t" filled="f" stroked="f">
-                <v:fill o:detectmouseclick="t"/>
-                <o:lock v:ext="edit" aspectratio="t"/>
-                <w10:anchorlock/>
-              </v:rect>
-            </w:pict>
-          </mc:Fallback>
-        </mc:AlternateContent>
-      </w:r>
-      <w:r>
-        <w:rPr>
-          <w:rFonts w:ascii="Roboto" w:eastAsia="Times New Roman" w:hAnsi="Roboto" w:cs="Times New Roman"/>
-          <w:noProof/>
-          <w:color w:val="00529B"/>
-          <w:kern w:val="0"/>
-          <w:sz w:val="27"/>
-          <w:szCs w:val="27"/>
-          <w14:ligatures w14:val="none"/>
-        </w:rPr>
-        <mc:AlternateContent>
-          <mc:Choice Requires="wps">
-            <w:drawing>
-              <wp:inline distT="0" distB="0" distL="0" distR="0" wp14:anchorId="2BD6CDCB" wp14:editId="637E400A">
-                <wp:extent cx="259080" cy="259080"/>
-                <wp:effectExtent l="0" t="0" r="0" b="0"/>
-                <wp:docPr id="4" name="Rectangle 4" descr="Email">
-                  <a:hlinkClick xmlns:a="http://schemas.openxmlformats.org/drawingml/2006/main" r:id="rId8" tgtFrame="&quot;_blank&quot;"/>
-                </wp:docPr>
-                <wp:cNvGraphicFramePr>
-                  <a:graphicFrameLocks xmlns:a="http://schemas.openxmlformats.org/drawingml/2006/main" noChangeAspect="1"/>
-                </wp:cNvGraphicFramePr>
-                <a:graphic xmlns:a="http://schemas.openxmlformats.org/drawingml/2006/main">
-                  <a:graphicData uri="http://schemas.microsoft.com/office/word/2010/wordprocessingShape">
-                    <wps:wsp>
-                      <wps:cNvSpPr>
-                        <a:spLocks noChangeAspect="1" noChangeArrowheads="1"/>
-                      </wps:cNvSpPr>
-                      <wps:spPr bwMode="auto">
-                        <a:xfrm>
-                          <a:off x="0" y="0"/>
-                          <a:ext cx="259080" cy="259080"/>
-                        </a:xfrm>
-                        <a:prstGeom prst="rect">
-                          <a:avLst/>
-                        </a:prstGeom>
-                        <a:noFill/>
-                        <a:ln>
-                          <a:noFill/>
-                        </a:ln>
-                        <a:extLst>
-                          <a:ext uri="{909E8E84-426E-40DD-AFC4-6F175D3DCCD1}">
-                            <a14:hiddenFill xmlns:a14="http://schemas.microsoft.com/office/drawing/2010/main">
-                              <a:solidFill>
-                                <a:srgbClr val="FFFFFF"/>
-                              </a:solidFill>
-                            </a14:hiddenFill>
-                          </a:ext>
-                          <a:ext uri="{91240B29-F687-4F45-9708-019B960494DF}">
-                            <a14:hiddenLine xmlns:a14="http://schemas.microsoft.com/office/drawing/2010/main" w="9525">
-                              <a:solidFill>
-                                <a:srgbClr val="000000"/>
-                              </a:solidFill>
-                              <a:miter lim="800000"/>
-                              <a:headEnd/>
-                              <a:tailEnd/>
-                            </a14:hiddenLine>
-                          </a:ext>
-                        </a:extLst>
-                      </wps:spPr>
-                      <wps:bodyPr rot="0" vert="horz" wrap="square" lIns="91440" tIns="45720" rIns="91440" bIns="45720" anchor="t" anchorCtr="0" upright="1">
-                        <a:noAutofit/>
-                      </wps:bodyPr>
-                    </wps:wsp>
-                  </a:graphicData>
-                </a:graphic>
-              </wp:inline>
-            </w:drawing>
-          </mc:Choice>
-          <mc:Fallback>
-            <w:pict>
-              <v:rect w14:anchorId="0D5E80C8" id="Rectangle 4" o:spid="_x0000_s1026" alt="Email" href="https://www.military.com/#sms" target="&quot;_blank&quot;" style="width:20.4pt;height:20.4pt;visibility:visible;mso-wrap-style:square;mso-left-percent:-10001;mso-top-percent:-10001;mso-position-horizontal:absolute;mso-position-horizontal-relative:char;mso-position-vertical:absolute;mso-position-vertical-relative:line;mso-left-percent:-10001;mso-top-percent:-10001;v-text-anchor:top" o:gfxdata="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" o:button="t" filled="f" stroked="f">
-                <v:fill o:detectmouseclick="t"/>
-                <o:lock v:ext="edit" aspectratio="t"/>
-                <w10:anchorlock/>
-              </v:rect>
-            </w:pict>
-          </mc:Fallback>
-        </mc:AlternateContent>
-      </w:r>
-      <w:r>
-        <w:rPr>
-          <w:rFonts w:ascii="Roboto" w:eastAsia="Times New Roman" w:hAnsi="Roboto" w:cs="Times New Roman"/>
-          <w:noProof/>
-          <w:color w:val="00529B"/>
-          <w:kern w:val="0"/>
-          <w:sz w:val="27"/>
-          <w:szCs w:val="27"/>
-          <w14:ligatures w14:val="none"/>
-        </w:rPr>
-        <mc:AlternateContent>
-          <mc:Choice Requires="wps">
-            <w:drawing>
-              <wp:inline distT="0" distB="0" distL="0" distR="0" wp14:anchorId="6AA19C6A" wp14:editId="477C3C45">
-                <wp:extent cx="259080" cy="259080"/>
-                <wp:effectExtent l="0" t="0" r="0" b="0"/>
-                <wp:docPr id="3" name="Rectangle 3" descr="Email">
-                  <a:hlinkClick xmlns:a="http://schemas.openxmlformats.org/drawingml/2006/main" r:id="rId9" tgtFrame="&quot;_blank&quot;"/>
-                </wp:docPr>
-                <wp:cNvGraphicFramePr>
-                  <a:graphicFrameLocks xmlns:a="http://schemas.openxmlformats.org/drawingml/2006/main" noChangeAspect="1"/>
-                </wp:cNvGraphicFramePr>
-                <a:graphic xmlns:a="http://schemas.openxmlformats.org/drawingml/2006/main">
-                  <a:graphicData uri="http://schemas.microsoft.com/office/word/2010/wordprocessingShape">
-                    <wps:wsp>
-                      <wps:cNvSpPr>
-                        <a:spLocks noChangeAspect="1" noChangeArrowheads="1"/>
-                      </wps:cNvSpPr>
-                      <wps:spPr bwMode="auto">
-                        <a:xfrm>
-                          <a:off x="0" y="0"/>
-                          <a:ext cx="259080" cy="259080"/>
-                        </a:xfrm>
-                        <a:prstGeom prst="rect">
-                          <a:avLst/>
-                        </a:prstGeom>
-                        <a:noFill/>
-                        <a:ln>
-                          <a:noFill/>
-                        </a:ln>
-                        <a:extLst>
-                          <a:ext uri="{909E8E84-426E-40DD-AFC4-6F175D3DCCD1}">
-                            <a14:hiddenFill xmlns:a14="http://schemas.microsoft.com/office/drawing/2010/main">
-                              <a:solidFill>
-                                <a:srgbClr val="FFFFFF"/>
-                              </a:solidFill>
-                            </a14:hiddenFill>
-                          </a:ext>
-                          <a:ext uri="{91240B29-F687-4F45-9708-019B960494DF}">
-                            <a14:hiddenLine xmlns:a14="http://schemas.microsoft.com/office/drawing/2010/main" w="9525">
-                              <a:solidFill>
-                                <a:srgbClr val="000000"/>
-                              </a:solidFill>
-                              <a:miter lim="800000"/>
-                              <a:headEnd/>
-                              <a:tailEnd/>
-                            </a14:hiddenLine>
-                          </a:ext>
-                        </a:extLst>
-                      </wps:spPr>
-                      <wps:bodyPr rot="0" vert="horz" wrap="square" lIns="91440" tIns="45720" rIns="91440" bIns="45720" anchor="t" anchorCtr="0" upright="1">
-                        <a:noAutofit/>
-                      </wps:bodyPr>
-                    </wps:wsp>
-                  </a:graphicData>
-                </a:graphic>
-              </wp:inline>
-            </w:drawing>
-          </mc:Choice>
-          <mc:Fallback>
-            <w:pict>
-              <v:rect w14:anchorId="04AB9B6E" id="Rectangle 3" o:spid="_x0000_s1026" alt="Email" href="https://www.military.com/#copy_link" target="&quot;_blank&quot;" style="width:20.4pt;height:20.4pt;visibility:visible;mso-wrap-style:square;mso-left-percent:-10001;mso-top-percent:-10001;mso-position-horizontal:absolute;mso-position-horizontal-relative:char;mso-position-vertical:absolute;mso-position-vertical-relative:line;mso-left-percent:-10001;mso-top-percent:-10001;v-text-anchor:top" o:gfxdata="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" o:button="t" filled="f" stroked="f">
-                <v:fill o:detectmouseclick="t"/>
-                <o:lock v:ext="edit" aspectratio="t"/>
-                <w10:anchorlock/>
-              </v:rect>
-            </w:pict>
-          </mc:Fallback>
-        </mc:AlternateContent>
-      </w:r>
-      <w:r>
-        <w:rPr>
-          <w:rFonts w:ascii="Roboto" w:eastAsia="Times New Roman" w:hAnsi="Roboto" w:cs="Times New Roman"/>
-          <w:noProof/>
-          <w:color w:val="00529B"/>
-          <w:kern w:val="0"/>
-          <w:sz w:val="27"/>
-          <w:szCs w:val="27"/>
-          <w14:ligatures w14:val="none"/>
-        </w:rPr>
-        <mc:AlternateContent>
-          <mc:Choice Requires="wps">
-            <w:drawing>
-              <wp:inline distT="0" distB="0" distL="0" distR="0" wp14:anchorId="54FA8D23" wp14:editId="5E734A37">
-                <wp:extent cx="259080" cy="259080"/>
-                <wp:effectExtent l="0" t="0" r="0" b="0"/>
-                <wp:docPr id="2" name="Rectangle 2" descr="Share">
-                  <a:hlinkClick xmlns:a="http://schemas.openxmlformats.org/drawingml/2006/main" r:id="rId10" tgtFrame="&quot;_blank&quot;"/>
-                </wp:docPr>
-                <wp:cNvGraphicFramePr>
-                  <a:graphicFrameLocks xmlns:a="http://schemas.openxmlformats.org/drawingml/2006/main" noChangeAspect="1"/>
-                </wp:cNvGraphicFramePr>
-                <a:graphic xmlns:a="http://schemas.openxmlformats.org/drawingml/2006/main">
-                  <a:graphicData uri="http://schemas.microsoft.com/office/word/2010/wordprocessingShape">
-                    <wps:wsp>
-                      <wps:cNvSpPr>
-                        <a:spLocks noChangeAspect="1" noChangeArrowheads="1"/>
-                      </wps:cNvSpPr>
-                      <wps:spPr bwMode="auto">
-                        <a:xfrm>
-                          <a:off x="0" y="0"/>
-                          <a:ext cx="259080" cy="259080"/>
-                        </a:xfrm>
-                        <a:prstGeom prst="rect">
-                          <a:avLst/>
-                        </a:prstGeom>
-                        <a:noFill/>
-                        <a:ln>
-                          <a:noFill/>
-                        </a:ln>
-                        <a:extLst>
-                          <a:ext uri="{909E8E84-426E-40DD-AFC4-6F175D3DCCD1}">
-                            <a14:hiddenFill xmlns:a14="http://schemas.microsoft.com/office/drawing/2010/main">
-                              <a:solidFill>
-                                <a:srgbClr val="FFFFFF"/>
-                              </a:solidFill>
-                            </a14:hiddenFill>
-                          </a:ext>
-                          <a:ext uri="{91240B29-F687-4F45-9708-019B960494DF}">
-                            <a14:hiddenLine xmlns:a14="http://schemas.microsoft.com/office/drawing/2010/main" w="9525">
-                              <a:solidFill>
-                                <a:srgbClr val="000000"/>
-                              </a:solidFill>
-                              <a:miter lim="800000"/>
-                              <a:headEnd/>
-                              <a:tailEnd/>
-                            </a14:hiddenLine>
-                          </a:ext>
-                        </a:extLst>
-                      </wps:spPr>
-                      <wps:bodyPr rot="0" vert="horz" wrap="square" lIns="91440" tIns="45720" rIns="91440" bIns="45720" anchor="t" anchorCtr="0" upright="1">
-                        <a:noAutofit/>
-                      </wps:bodyPr>
-                    </wps:wsp>
-                  </a:graphicData>
-                </a:graphic>
-              </wp:inline>
-            </w:drawing>
-          </mc:Choice>
-          <mc:Fallback>
-            <w:pict>
-              <v:rect w14:anchorId="1578D2B5" id="Rectangle 2" o:spid="_x0000_s1026" alt="Share" href="https://www.addtoany.com/share#url=https%3A%2F%2Fwww.military.com%2Fdaily-news%2F2024%2F07%2F11%2Fmdma-treatment-post-traumatic-stress-gets-backing-lawmakers-advocates-fda-raises-questions.html&amp;title=MDMA%20Treatment%20for%20Post-Traumatic%20Stress%20Gets%20Backing%20from%20Lawmakers%2C%20Advocates%20as%20FDA%20Raises%20Questions" target="&quot;_blank&quot;" style="width:20.4pt;height:20.4pt;visibility:visible;mso-wrap-style:square;mso-left-percent:-10001;mso-top-percent:-10001;mso-position-horizontal:absolute;mso-position-horizontal-relative:char;mso-position-vertical:absolute;mso-position-vertical-relative:line;mso-left-percent:-10001;mso-top-percent:-10001;v-text-anchor:top" o:gfxdata="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" o:button="t" filled="f" stroked="f">
-                <v:fill o:detectmouseclick="t"/>
-                <o:lock v:ext="edit" aspectratio="t"/>
-                <w10:anchorlock/>
-              </v:rect>
-            </w:pict>
-          </mc:Fallback>
-        </mc:AlternateContent>
-      </w:r>
+      <w:r/>
     </w:p>
     <w:p>
       <w:pPr>
